--- a/zhs/docx/052.content.docx
+++ b/zhs/docx/052.content.docx
@@ -19,7 +19,7 @@
         <w:rPr>
           <w:lang w:val="zh_CN" w:bidi="zh_CN"/>
         </w:rPr>
-        <w:t>Resource: 关键词 (SRV)</w:t>
+        <w:t>Resource: Familiarization, Internalization, Articulation (Fia) Terms</w:t>
       </w:r>
       <w:r>
         <w:rPr>
@@ -39,42 +39,61 @@
           <w:b/>
           <w:lang w:val="zh_CN" w:bidi="zh_CN"/>
         </w:rPr>
-        <w:t>Familiarization, Internalization, Articulation (FIA) Key Terms</w:t>
-      </w:r>
-      <w:r>
-        <w:rPr>
-          <w:lang w:val="zh_CN" w:bidi="zh_CN"/>
-        </w:rPr>
-        <w:t xml:space="preserve"> © 2023 SRV Partners Released under CC BY-SA 4.0 license. </w:t>
-      </w:r>
-      <w:r>
-        <w:rPr>
-          <w:lang w:val="zh_CN" w:bidi="zh_CN"/>
-        </w:rPr>
-        <w:t>Familiarization, Internalization, Articulation (FIA) Key Terms</w:t>
-      </w:r>
-      <w:r>
-        <w:rPr>
-          <w:lang w:val="zh_CN" w:bidi="zh_CN"/>
-        </w:rPr>
-        <w:t xml:space="preserve"> has been adapted in the following languages Tok Pisin, عربي, Français, हिंदी, Bahasa Indonesia, Português, Русский, Español, Kiswahili, 简体中文 from </w:t>
-      </w:r>
-      <w:r>
-        <w:rPr>
-          <w:lang w:val="zh_CN" w:bidi="zh_CN"/>
-        </w:rPr>
-        <w:t>Familiarization, Internalization, Articulation (FIA)</w:t>
-      </w:r>
-      <w:r>
-        <w:rPr>
-          <w:lang w:val="zh_CN" w:bidi="zh_CN"/>
-        </w:rPr>
-        <w:t xml:space="preserve"> © 2023 SRV Partners. Released under CC BY-SA 4.0 license by Mission Mutual</w:t>
-      </w:r>
-      <w:r>
-        <w:rPr>
-          <w:lang w:val="zh_CN" w:bidi="zh_CN"/>
-        </w:rPr>
+        <w:t>Familiarization, Internalization, Articulation (Fia) Terms</w:t>
+      </w:r>
+      <w:r>
+        <w:rPr>
+          <w:lang w:val="zh_CN" w:bidi="zh_CN"/>
+        </w:rPr>
+        <w:t xml:space="preserve"> (Chinese (Simplified)) is based on: </w:t>
+      </w:r>
+      <w:r>
+        <w:rPr>
+          <w:lang w:val="zh_CN" w:bidi="zh_CN"/>
+        </w:rPr>
+        <w:t>Familiarization, Internalization, Articulation (Fia) Terms</w:t>
+      </w:r>
+      <w:r>
+        <w:rPr>
+          <w:lang w:val="zh_CN" w:bidi="zh_CN"/>
+        </w:rPr>
+        <w:t xml:space="preserve">, </w:t>
+      </w:r>
+      <w:hyperlink r:id="rId13">
+        <w:r>
+          <w:rPr>
+            <w:lang w:val="zh_CN" w:bidi="zh_CN"/>
+          </w:rPr>
+          <w:rPr>
+            <w:color w:val="0000EE"/>
+            <w:u w:val="single"/>
+          </w:rPr>
+          <w:t>SRV Partners</w:t>
+        </w:r>
+      </w:hyperlink>
+      <w:r>
+        <w:rPr>
+          <w:lang w:val="zh_CN" w:bidi="zh_CN"/>
+        </w:rPr>
+        <w:t xml:space="preserve">, 2023, which is licensed under a </w:t>
+      </w:r>
+      <w:hyperlink r:id="rId14">
+        <w:r>
+          <w:rPr>
+            <w:lang w:val="zh_CN" w:bidi="zh_CN"/>
+          </w:rPr>
+          <w:rPr>
+            <w:color w:val="0000EE"/>
+            <w:u w:val="single"/>
+          </w:rPr>
+          <w:t>CC BY-SA 4.0 license</w:t>
+        </w:r>
+      </w:hyperlink>
+      <w:r>
+        <w:rPr>
+          <w:lang w:val="zh_CN" w:bidi="zh_CN"/>
+        </w:rPr>
+        <w:t>.</w:t>
       </w:r>
       <w:r>
         <w:rPr>
@@ -83,6 +102,30 @@
       </w:r>
     </w:p>
     <w:p>
+      <w:pPr/>
+      <w:r>
+        <w:rPr>
+          <w:lang w:val="zh_CN" w:bidi="zh_CN"/>
+        </w:rPr>
+      </w:r>
+      <w:r>
+        <w:rPr>
+          <w:lang w:val="zh_CN" w:bidi="zh_CN"/>
+        </w:rPr>
+        <w:t>This PDF version is provided under the same license.</w:t>
+      </w:r>
+      <w:r>
+        <w:rPr>
+          <w:lang w:val="zh_CN" w:bidi="zh_CN"/>
+        </w:rPr>
+      </w:r>
+      <w:r>
+        <w:rPr>
+          <w:lang w:val="zh_CN" w:bidi="zh_CN"/>
+        </w:rPr>
+      </w:r>
+    </w:p>
+    <w:p>
       <w:pPr>
         <w:pStyle w:val="Heading1"/>
       </w:pPr>
@@ -90,7 +133,7 @@
         <w:rPr>
           <w:lang w:val="zh_CN" w:bidi="zh_CN"/>
         </w:rPr>
-        <w:t>关键词 (SRV)</w:t>
+        <w:t>Familiarization, Internalization, Articulation (Fia) Terms</w:t>
       </w:r>
     </w:p>
     <w:p>
@@ -232,12 +275,18 @@
         </w:rPr>
         <w:t>如果一个仆人工作却没有获得报酬，也没有离开他主人的自由，那么这个仆人被称为</w:t>
       </w:r>
-      <w:r>
-        <w:rPr>
-          <w:lang w:val="zh_CN" w:bidi="zh_CN"/>
-        </w:rPr>
-        <w:t>奴隶</w:t>
-      </w:r>
+      <w:hyperlink r:id="rId15">
+        <w:r>
+          <w:rPr>
+            <w:lang w:val="zh_CN" w:bidi="zh_CN"/>
+          </w:rPr>
+          <w:rPr>
+            <w:color w:val="0000EE"/>
+            <w:u w:val="single"/>
+          </w:rPr>
+          <w:t>奴隶</w:t>
+        </w:r>
+      </w:hyperlink>
       <w:r>
         <w:rPr>
           <w:lang w:val="zh_CN" w:bidi="zh_CN"/>
@@ -299,12 +348,23 @@
         <w:rPr>
           <w:lang w:val="zh_CN" w:bidi="zh_CN"/>
         </w:rPr>
-        <w:t>葡萄园</w:t>
-      </w:r>
-      <w:r>
-        <w:rPr>
-          <w:lang w:val="zh_CN" w:bidi="zh_CN"/>
-        </w:rPr>
+        <w:t>仆人</w:t>
+      </w:r>
+      <w:r>
+        <w:rPr>
+          <w:lang w:val="zh_CN" w:bidi="zh_CN"/>
+        </w:rPr>
+      </w:r>
+    </w:p>
+    <w:p>
+      <w:pPr>
+        <w:pStyle w:val="Heading4"/>
+      </w:pPr>
+      <w:r>
+        <w:rPr>
+          <w:lang w:val="zh_CN" w:bidi="zh_CN"/>
+        </w:rPr>
+        <w:t>Audio Content</w:t>
       </w:r>
     </w:p>
     <w:p>
@@ -314,68 +374,33 @@
           <w:lang w:val="zh_CN" w:bidi="zh_CN"/>
         </w:rPr>
       </w:r>
-      <w:r>
-        <w:rPr>
-          <w:b/>
-          <w:lang w:val="zh_CN" w:bidi="zh_CN"/>
-        </w:rPr>
-        <w:t>葡萄园</w:t>
-      </w:r>
-      <w:r>
-        <w:rPr>
-          <w:lang w:val="zh_CN" w:bidi="zh_CN"/>
-        </w:rPr>
-        <w:t>是一个人们种植葡萄的园子。 葡萄是一种软的，多汁的水果，生长在被称为葡萄树的树上。 人们吃新鲜的葡萄，或在阳光下晒干。 一旦它们变干，就被称为</w:t>
-      </w:r>
-      <w:r>
-        <w:rPr>
-          <w:b/>
-          <w:lang w:val="zh_CN" w:bidi="zh_CN"/>
-        </w:rPr>
-        <w:t>葡萄干</w:t>
-      </w:r>
-      <w:r>
-        <w:rPr>
-          <w:lang w:val="zh_CN" w:bidi="zh_CN"/>
-        </w:rPr>
-        <w:t>，并且可以保存很长的时间。 人们也从葡萄中提取果汁，来制作一种叫做</w:t>
-      </w:r>
-      <w:r>
-        <w:rPr>
-          <w:b/>
-          <w:lang w:val="zh_CN" w:bidi="zh_CN"/>
-        </w:rPr>
-        <w:t>葡萄酒</w:t>
-      </w:r>
-      <w:r>
-        <w:rPr>
-          <w:lang w:val="zh_CN" w:bidi="zh_CN"/>
-        </w:rPr>
-        <w:t>的酒精饮料。 葡萄在</w:t>
-      </w:r>
-      <w:r>
-        <w:rPr>
-          <w:lang w:val="zh_CN" w:bidi="zh_CN"/>
-        </w:rPr>
-        <w:t>以色列</w:t>
-      </w:r>
-      <w:r>
-        <w:rPr>
-          <w:lang w:val="zh_CN" w:bidi="zh_CN"/>
-        </w:rPr>
-        <w:t>非常普遍，</w:t>
-      </w:r>
-      <w:r>
-        <w:rPr>
-          <w:lang w:val="zh_CN" w:bidi="zh_CN"/>
-        </w:rPr>
-        <w:t>葡萄酒</w:t>
-      </w:r>
-      <w:r>
-        <w:rPr>
-          <w:lang w:val="zh_CN" w:bidi="zh_CN"/>
-        </w:rPr>
-        <w:t>通常用水稀释，是一种常见的饮料。</w:t>
+      <w:hyperlink r:id="rId16">
+        <w:r>
+          <w:rPr>
+            <w:lang w:val="zh_CN" w:bidi="zh_CN"/>
+          </w:rPr>
+          <w:rPr>
+            <w:color w:val="0000EE"/>
+            <w:u w:val="single"/>
+          </w:rPr>
+          <w:t>mp3 file</w:t>
+        </w:r>
+      </w:hyperlink>
+      <w:r>
+        <w:rPr>
+          <w:lang w:val="zh_CN" w:bidi="zh_CN"/>
+        </w:rPr>
+        <w:t xml:space="preserve"> (None KB)</w:t>
+      </w:r>
+      <w:r>
+        <w:rPr>
+          <w:lang w:val="zh_CN" w:bidi="zh_CN"/>
+        </w:rPr>
+      </w:r>
+      <w:r>
+        <w:rPr>
+          <w:lang w:val="zh_CN" w:bidi="zh_CN"/>
+        </w:rPr>
       </w:r>
     </w:p>
     <w:p>
@@ -385,23 +410,21 @@
           <w:lang w:val="zh_CN" w:bidi="zh_CN"/>
         </w:rPr>
       </w:r>
-      <w:r>
-        <w:rPr>
-          <w:lang w:val="zh_CN" w:bidi="zh_CN"/>
-        </w:rPr>
-        <w:t>人们通常在葡萄园周围建一堵墙，这样野生动物或小偷就不能进入园中。 人们用岩石或带刺的灌木丛建造了这堵墙。 在葡萄园内，有一间小屋供守望者使用。 这个小屋比园中其余的房子高一点，这样守望者就可以俯瞰园子。 这间小屋被称为</w:t>
-      </w:r>
-      <w:r>
-        <w:rPr>
-          <w:lang w:val="zh_CN" w:bidi="zh_CN"/>
-        </w:rPr>
-        <w:t>守望台</w:t>
-      </w:r>
-      <w:r>
-        <w:rPr>
-          <w:lang w:val="zh_CN" w:bidi="zh_CN"/>
-        </w:rPr>
-        <w:t>。</w:t>
+    </w:p>
+    <w:p>
+      <w:pPr>
+        <w:pStyle w:val="Heading2"/>
+      </w:pPr>
+      <w:r>
+        <w:rPr>
+          <w:lang w:val="zh_CN" w:bidi="zh_CN"/>
+        </w:rPr>
+        <w:t>葡萄园</w:t>
+      </w:r>
+      <w:r>
+        <w:rPr>
+          <w:lang w:val="zh_CN" w:bidi="zh_CN"/>
+        </w:rPr>
       </w:r>
     </w:p>
     <w:p>
@@ -413,21 +436,78 @@
       </w:r>
       <w:r>
         <w:rPr>
-          <w:lang w:val="zh_CN" w:bidi="zh_CN"/>
-        </w:rPr>
-        <w:t>也有</w:t>
-      </w:r>
-      <w:r>
-        <w:rPr>
-          <w:lang w:val="zh_CN" w:bidi="zh_CN"/>
-        </w:rPr>
-        <w:t>酒榨</w:t>
-      </w:r>
-      <w:r>
-        <w:rPr>
-          <w:lang w:val="zh_CN" w:bidi="zh_CN"/>
-        </w:rPr>
-        <w:t>。 酒榨是一块扁平的石头，周围有一个壁垒。 人们把葡萄倒在这块石头上，然后他们用脚踩踏葡萄。 这会从葡萄中压出果汁。 果汁会流入一个叫做酒桶的容器中。 取出果汁的另一种方法是把一块沉重的石头在葡萄上滚动。</w:t>
+          <w:b/>
+          <w:lang w:val="zh_CN" w:bidi="zh_CN"/>
+        </w:rPr>
+        <w:t>葡萄园</w:t>
+      </w:r>
+      <w:r>
+        <w:rPr>
+          <w:lang w:val="zh_CN" w:bidi="zh_CN"/>
+        </w:rPr>
+        <w:t>是一个人们种植葡萄的园子。 葡萄是一种软的，多汁的水果，生长在被称为葡萄树的树上。 人们吃新鲜的葡萄，或在阳光下晒干。 一旦它们变干，就被称为</w:t>
+      </w:r>
+      <w:r>
+        <w:rPr>
+          <w:b/>
+          <w:lang w:val="zh_CN" w:bidi="zh_CN"/>
+        </w:rPr>
+        <w:t>葡萄干</w:t>
+      </w:r>
+      <w:r>
+        <w:rPr>
+          <w:lang w:val="zh_CN" w:bidi="zh_CN"/>
+        </w:rPr>
+        <w:t>，并且可以保存很长的时间。 人们也从葡萄中提取果汁，来制作一种叫做</w:t>
+      </w:r>
+      <w:r>
+        <w:rPr>
+          <w:b/>
+          <w:lang w:val="zh_CN" w:bidi="zh_CN"/>
+        </w:rPr>
+        <w:t>葡萄酒</w:t>
+      </w:r>
+      <w:r>
+        <w:rPr>
+          <w:lang w:val="zh_CN" w:bidi="zh_CN"/>
+        </w:rPr>
+        <w:t>的酒精饮料。 葡萄在</w:t>
+      </w:r>
+      <w:hyperlink r:id="rId17">
+        <w:r>
+          <w:rPr>
+            <w:lang w:val="zh_CN" w:bidi="zh_CN"/>
+          </w:rPr>
+          <w:rPr>
+            <w:color w:val="0000EE"/>
+            <w:u w:val="single"/>
+          </w:rPr>
+          <w:t>以色列</w:t>
+        </w:r>
+      </w:hyperlink>
+      <w:r>
+        <w:rPr>
+          <w:lang w:val="zh_CN" w:bidi="zh_CN"/>
+        </w:rPr>
+        <w:t>非常普遍，</w:t>
+      </w:r>
+      <w:hyperlink r:id="rId18">
+        <w:r>
+          <w:rPr>
+            <w:lang w:val="zh_CN" w:bidi="zh_CN"/>
+          </w:rPr>
+          <w:rPr>
+            <w:color w:val="0000EE"/>
+            <w:u w:val="single"/>
+          </w:rPr>
+          <w:t>葡萄酒</w:t>
+        </w:r>
+      </w:hyperlink>
+      <w:r>
+        <w:rPr>
+          <w:lang w:val="zh_CN" w:bidi="zh_CN"/>
+        </w:rPr>
+        <w:t>通常用水稀释，是一种常见的饮料。</w:t>
       </w:r>
     </w:p>
     <w:p>
@@ -441,31 +521,25 @@
         <w:rPr>
           <w:lang w:val="zh_CN" w:bidi="zh_CN"/>
         </w:rPr>
-        <w:t>葡萄园在以色列是如此普遍，以至于我们经常可以以图像语言找到它们。 在旧约中，神有时将以色列人与葡萄园，或葡萄树进行比较。 耶稣讲了几个</w:t>
-      </w:r>
-      <w:r>
-        <w:rPr>
-          <w:lang w:val="zh_CN" w:bidi="zh_CN"/>
-        </w:rPr>
-        <w:t>比喻</w:t>
-      </w:r>
-      <w:r>
-        <w:rPr>
-          <w:lang w:val="zh_CN" w:bidi="zh_CN"/>
-        </w:rPr>
-        <w:t>，在这些比喻中，祂使用了一些与葡萄树、葡萄园或酒有关的东西，来解释一些关于</w:t>
-      </w:r>
-      <w:r>
-        <w:rPr>
-          <w:lang w:val="zh_CN" w:bidi="zh_CN"/>
-        </w:rPr>
-        <w:t>神的国</w:t>
-      </w:r>
-      <w:r>
-        <w:rPr>
-          <w:lang w:val="zh_CN" w:bidi="zh_CN"/>
-        </w:rPr>
-        <w:t>的事。</w:t>
+        <w:t>人们通常在葡萄园周围建一堵墙，这样野生动物或小偷就不能进入园中。 人们用岩石或带刺的灌木丛建造了这堵墙。 在葡萄园内，有一间小屋供守望者使用。 这个小屋比园中其余的房子高一点，这样守望者就可以俯瞰园子。 这间小屋被称为</w:t>
+      </w:r>
+      <w:hyperlink r:id="rId19">
+        <w:r>
+          <w:rPr>
+            <w:lang w:val="zh_CN" w:bidi="zh_CN"/>
+          </w:rPr>
+          <w:rPr>
+            <w:color w:val="0000EE"/>
+            <w:u w:val="single"/>
+          </w:rPr>
+          <w:t>守望台</w:t>
+        </w:r>
+      </w:hyperlink>
+      <w:r>
+        <w:rPr>
+          <w:lang w:val="zh_CN" w:bidi="zh_CN"/>
+        </w:rPr>
+        <w:t>。</w:t>
       </w:r>
     </w:p>
     <w:p>
@@ -479,7 +553,160 @@
         <w:rPr>
           <w:lang w:val="zh_CN" w:bidi="zh_CN"/>
         </w:rPr>
+        <w:t>也有</w:t>
+      </w:r>
+      <w:hyperlink r:id="rId20">
+        <w:r>
+          <w:rPr>
+            <w:lang w:val="zh_CN" w:bidi="zh_CN"/>
+          </w:rPr>
+          <w:rPr>
+            <w:color w:val="0000EE"/>
+            <w:u w:val="single"/>
+          </w:rPr>
+          <w:t>酒榨</w:t>
+        </w:r>
+      </w:hyperlink>
+      <w:r>
+        <w:rPr>
+          <w:lang w:val="zh_CN" w:bidi="zh_CN"/>
+        </w:rPr>
+        <w:t>。 酒榨是一块扁平的石头，周围有一个壁垒。 人们把葡萄倒在这块石头上，然后他们用脚踩踏葡萄。 这会从葡萄中压出果汁。 果汁会流入一个叫做酒桶的容器中。 取出果汁的另一种方法是把一块沉重的石头在葡萄上滚动。</w:t>
+      </w:r>
+    </w:p>
+    <w:p>
+      <w:pPr/>
+      <w:r>
+        <w:rPr>
+          <w:lang w:val="zh_CN" w:bidi="zh_CN"/>
+        </w:rPr>
+      </w:r>
+      <w:r>
+        <w:rPr>
+          <w:lang w:val="zh_CN" w:bidi="zh_CN"/>
+        </w:rPr>
+        <w:t>葡萄园在以色列是如此普遍，以至于我们经常可以以图像语言找到它们。 在旧约中，神有时将以色列人与葡萄园，或葡萄树进行比较。 耶稣讲了几个</w:t>
+      </w:r>
+      <w:hyperlink r:id="rId21">
+        <w:r>
+          <w:rPr>
+            <w:lang w:val="zh_CN" w:bidi="zh_CN"/>
+          </w:rPr>
+          <w:rPr>
+            <w:color w:val="0000EE"/>
+            <w:u w:val="single"/>
+          </w:rPr>
+          <w:t>比喻</w:t>
+        </w:r>
+      </w:hyperlink>
+      <w:r>
+        <w:rPr>
+          <w:lang w:val="zh_CN" w:bidi="zh_CN"/>
+        </w:rPr>
+        <w:t>，在这些比喻中，祂使用了一些与葡萄树、葡萄园或酒有关的东西，来解释一些关于</w:t>
+      </w:r>
+      <w:hyperlink r:id="rId22">
+        <w:r>
+          <w:rPr>
+            <w:lang w:val="zh_CN" w:bidi="zh_CN"/>
+          </w:rPr>
+          <w:rPr>
+            <w:color w:val="0000EE"/>
+            <w:u w:val="single"/>
+          </w:rPr>
+          <w:t>神的国</w:t>
+        </w:r>
+      </w:hyperlink>
+      <w:r>
+        <w:rPr>
+          <w:lang w:val="zh_CN" w:bidi="zh_CN"/>
+        </w:rPr>
+        <w:t>的事。</w:t>
+      </w:r>
+    </w:p>
+    <w:p>
+      <w:pPr/>
+      <w:r>
+        <w:rPr>
+          <w:lang w:val="zh_CN" w:bidi="zh_CN"/>
+        </w:rPr>
+      </w:r>
+      <w:r>
+        <w:rPr>
+          <w:lang w:val="zh_CN" w:bidi="zh_CN"/>
+        </w:rPr>
         <w:t>你可以在圣经可视化词典影片中查看葡萄园的图片。</w:t>
+      </w:r>
+      <w:r>
+        <w:rPr>
+          <w:lang w:val="zh_CN" w:bidi="zh_CN"/>
+        </w:rPr>
+      </w:r>
+      <w:r>
+        <w:rPr>
+          <w:lang w:val="zh_CN" w:bidi="zh_CN"/>
+        </w:rPr>
+      </w:r>
+    </w:p>
+    <w:p>
+      <w:pPr/>
+      <w:r>
+        <w:rPr>
+          <w:lang w:val="zh_CN" w:bidi="zh_CN"/>
+        </w:rPr>
+      </w:r>
+    </w:p>
+    <w:p>
+      <w:pPr>
+        <w:pStyle w:val="Heading2"/>
+      </w:pPr>
+      <w:r>
+        <w:rPr>
+          <w:lang w:val="zh_CN" w:bidi="zh_CN"/>
+        </w:rPr>
+        <w:t>葡萄园</w:t>
+      </w:r>
+      <w:r>
+        <w:rPr>
+          <w:lang w:val="zh_CN" w:bidi="zh_CN"/>
+        </w:rPr>
+      </w:r>
+    </w:p>
+    <w:p>
+      <w:pPr>
+        <w:pStyle w:val="Heading4"/>
+      </w:pPr>
+      <w:r>
+        <w:rPr>
+          <w:lang w:val="zh_CN" w:bidi="zh_CN"/>
+        </w:rPr>
+        <w:t>Audio Content</w:t>
+      </w:r>
+    </w:p>
+    <w:p>
+      <w:pPr/>
+      <w:r>
+        <w:rPr>
+          <w:lang w:val="zh_CN" w:bidi="zh_CN"/>
+        </w:rPr>
+      </w:r>
+      <w:hyperlink r:id="rId16">
+        <w:r>
+          <w:rPr>
+            <w:lang w:val="zh_CN" w:bidi="zh_CN"/>
+          </w:rPr>
+          <w:rPr>
+            <w:color w:val="0000EE"/>
+            <w:u w:val="single"/>
+          </w:rPr>
+          <w:t>mp3 file</w:t>
+        </w:r>
+      </w:hyperlink>
+      <w:r>
+        <w:rPr>
+          <w:lang w:val="zh_CN" w:bidi="zh_CN"/>
+        </w:rPr>
+        <w:t xml:space="preserve"> (None KB)</w:t>
       </w:r>
       <w:r>
         <w:rPr>

--- a/zhs/docx/052.content.docx
+++ b/zhs/docx/052.content.docx
@@ -39,80 +39,37 @@
           <w:b/>
           <w:lang w:val="zh_CN" w:bidi="zh_CN"/>
         </w:rPr>
-        <w:t>Familiarization, Internalization, Articulation (Fia) Terms</w:t>
-      </w:r>
-      <w:r>
-        <w:rPr>
-          <w:lang w:val="zh_CN" w:bidi="zh_CN"/>
-        </w:rPr>
-        <w:t xml:space="preserve"> (Chinese (Simplified)) is based on: </w:t>
-      </w:r>
-      <w:r>
-        <w:rPr>
-          <w:lang w:val="zh_CN" w:bidi="zh_CN"/>
-        </w:rPr>
-        <w:t>Familiarization, Internalization, Articulation (Fia) Terms</w:t>
-      </w:r>
-      <w:r>
-        <w:rPr>
-          <w:lang w:val="zh_CN" w:bidi="zh_CN"/>
-        </w:rPr>
-        <w:t xml:space="preserve">, </w:t>
-      </w:r>
-      <w:hyperlink r:id="rId13">
-        <w:r>
-          <w:rPr>
-            <w:lang w:val="zh_CN" w:bidi="zh_CN"/>
-          </w:rPr>
-          <w:rPr>
-            <w:color w:val="0000EE"/>
-            <w:u w:val="single"/>
-          </w:rPr>
-          <w:t>SRV Partners</w:t>
-        </w:r>
-      </w:hyperlink>
-      <w:r>
-        <w:rPr>
-          <w:lang w:val="zh_CN" w:bidi="zh_CN"/>
-        </w:rPr>
-        <w:t xml:space="preserve">, 2023, which is licensed under a </w:t>
-      </w:r>
-      <w:hyperlink r:id="rId14">
-        <w:r>
-          <w:rPr>
-            <w:lang w:val="zh_CN" w:bidi="zh_CN"/>
-          </w:rPr>
-          <w:rPr>
-            <w:color w:val="0000EE"/>
-            <w:u w:val="single"/>
-          </w:rPr>
-          <w:t>CC BY-SA 4.0 license</w:t>
-        </w:r>
-      </w:hyperlink>
-      <w:r>
-        <w:rPr>
-          <w:lang w:val="zh_CN" w:bidi="zh_CN"/>
-        </w:rPr>
-        <w:t>.</w:t>
-      </w:r>
-      <w:r>
-        <w:rPr>
-          <w:lang w:val="zh_CN" w:bidi="zh_CN"/>
-        </w:rPr>
-      </w:r>
-    </w:p>
-    <w:p>
-      <w:pPr/>
-      <w:r>
-        <w:rPr>
-          <w:lang w:val="zh_CN" w:bidi="zh_CN"/>
-        </w:rPr>
-      </w:r>
-      <w:r>
-        <w:rPr>
-          <w:lang w:val="zh_CN" w:bidi="zh_CN"/>
-        </w:rPr>
-        <w:t>This PDF version is provided under the same license.</w:t>
+        <w:t>Familiarization, Internalization, Articulation (FIA) Key Terms</w:t>
+      </w:r>
+      <w:r>
+        <w:rPr>
+          <w:lang w:val="zh_CN" w:bidi="zh_CN"/>
+        </w:rPr>
+        <w:t xml:space="preserve"> © 2023 SRV Partners Released under CC BY-SA 4.0 license. </w:t>
+      </w:r>
+      <w:r>
+        <w:rPr>
+          <w:lang w:val="zh_CN" w:bidi="zh_CN"/>
+        </w:rPr>
+        <w:t>Familiarization, Internalization, Articulation (FIA) Key Terms</w:t>
+      </w:r>
+      <w:r>
+        <w:rPr>
+          <w:lang w:val="zh_CN" w:bidi="zh_CN"/>
+        </w:rPr>
+        <w:t xml:space="preserve"> has been adapted in the following languages Tok Pisin, عربي, Français, हिंदी, Bahasa Indonesia, Português, Русский, Español, Kiswahili, 简体中文 from </w:t>
+      </w:r>
+      <w:r>
+        <w:rPr>
+          <w:lang w:val="zh_CN" w:bidi="zh_CN"/>
+        </w:rPr>
+        <w:t>Familiarization, Internalization, Articulation (FIA)</w:t>
+      </w:r>
+      <w:r>
+        <w:rPr>
+          <w:lang w:val="zh_CN" w:bidi="zh_CN"/>
+        </w:rPr>
+        <w:t xml:space="preserve"> © 2023 SRV Partners. Released under CC BY-SA 4.0 license by Mission Mutual</w:t>
       </w:r>
       <w:r>
         <w:rPr>
@@ -275,7 +232,7 @@
         </w:rPr>
         <w:t>如果一个仆人工作却没有获得报酬，也没有离开他主人的自由，那么这个仆人被称为</w:t>
       </w:r>
-      <w:hyperlink r:id="rId15">
+      <w:hyperlink r:id="rId13">
         <w:r>
           <w:rPr>
             <w:lang w:val="zh_CN" w:bidi="zh_CN"/>
@@ -374,7 +331,7 @@
           <w:lang w:val="zh_CN" w:bidi="zh_CN"/>
         </w:rPr>
       </w:r>
-      <w:hyperlink r:id="rId16">
+      <w:hyperlink r:id="rId14">
         <w:r>
           <w:rPr>
             <w:lang w:val="zh_CN" w:bidi="zh_CN"/>
@@ -473,7 +430,7 @@
         </w:rPr>
         <w:t>的酒精饮料。 葡萄在</w:t>
       </w:r>
-      <w:hyperlink r:id="rId17">
+      <w:hyperlink r:id="rId15">
         <w:r>
           <w:rPr>
             <w:lang w:val="zh_CN" w:bidi="zh_CN"/>
@@ -491,7 +448,7 @@
         </w:rPr>
         <w:t>非常普遍，</w:t>
       </w:r>
-      <w:hyperlink r:id="rId18">
+      <w:hyperlink r:id="rId16">
         <w:r>
           <w:rPr>
             <w:lang w:val="zh_CN" w:bidi="zh_CN"/>
@@ -523,7 +480,7 @@
         </w:rPr>
         <w:t>人们通常在葡萄园周围建一堵墙，这样野生动物或小偷就不能进入园中。 人们用岩石或带刺的灌木丛建造了这堵墙。 在葡萄园内，有一间小屋供守望者使用。 这个小屋比园中其余的房子高一点，这样守望者就可以俯瞰园子。 这间小屋被称为</w:t>
       </w:r>
-      <w:hyperlink r:id="rId19">
+      <w:hyperlink r:id="rId17">
         <w:r>
           <w:rPr>
             <w:lang w:val="zh_CN" w:bidi="zh_CN"/>
@@ -555,7 +512,7 @@
         </w:rPr>
         <w:t>也有</w:t>
       </w:r>
-      <w:hyperlink r:id="rId20">
+      <w:hyperlink r:id="rId18">
         <w:r>
           <w:rPr>
             <w:lang w:val="zh_CN" w:bidi="zh_CN"/>
@@ -587,7 +544,7 @@
         </w:rPr>
         <w:t>葡萄园在以色列是如此普遍，以至于我们经常可以以图像语言找到它们。 在旧约中，神有时将以色列人与葡萄园，或葡萄树进行比较。 耶稣讲了几个</w:t>
       </w:r>
-      <w:hyperlink r:id="rId21">
+      <w:hyperlink r:id="rId19">
         <w:r>
           <w:rPr>
             <w:lang w:val="zh_CN" w:bidi="zh_CN"/>
@@ -605,7 +562,7 @@
         </w:rPr>
         <w:t>，在这些比喻中，祂使用了一些与葡萄树、葡萄园或酒有关的东西，来解释一些关于</w:t>
       </w:r>
-      <w:hyperlink r:id="rId22">
+      <w:hyperlink r:id="rId20">
         <w:r>
           <w:rPr>
             <w:lang w:val="zh_CN" w:bidi="zh_CN"/>
@@ -690,7 +647,7 @@
           <w:lang w:val="zh_CN" w:bidi="zh_CN"/>
         </w:rPr>
       </w:r>
-      <w:hyperlink r:id="rId16">
+      <w:hyperlink r:id="rId14">
         <w:r>
           <w:rPr>
             <w:lang w:val="zh_CN" w:bidi="zh_CN"/>

--- a/zhs/docx/052.content.docx
+++ b/zhs/docx/052.content.docx
@@ -45,7 +45,7 @@
         <w:rPr>
           <w:lang w:val="zh_CN" w:bidi="zh_CN"/>
         </w:rPr>
-        <w:t xml:space="preserve"> © 2023 SRV Partners Released under CC BY-SA 4.0 license. </w:t>
+        <w:t xml:space="preserve"> © 2025 Word Collective Released under CC BY-SA 4.0 license. </w:t>
       </w:r>
       <w:r>
         <w:rPr>
@@ -69,7 +69,7 @@
         <w:rPr>
           <w:lang w:val="zh_CN" w:bidi="zh_CN"/>
         </w:rPr>
-        <w:t xml:space="preserve"> © 2023 SRV Partners. Released under CC BY-SA 4.0 license by Mission Mutual</w:t>
+        <w:t xml:space="preserve"> © 2025 Word Collective. Released under CC BY-SA 4.0 license by Mission Mutual</w:t>
       </w:r>
       <w:r>
         <w:rPr>
